--- a/Entrega 1/Fase 1/Evidencias Grupales/Documentos del proyecto/Sprints/Sprint 03/Semana 3 - Documento de avance de sprint.docx
+++ b/Entrega 1/Fase 1/Evidencias Grupales/Documentos del proyecto/Sprints/Sprint 03/Semana 3 - Documento de avance de sprint.docx
@@ -17,7 +17,7 @@
           <w:rFonts w:ascii="Tahoma" w:cs="Tahoma" w:eastAsia="Tahoma" w:hAnsi="Tahoma"/>
           <w:rtl w:val="0"/>
         </w:rPr>
-        <w:t xml:space="preserve">Informe de cierre sprint 02</w:t>
+        <w:t xml:space="preserve">Informe de cierre sprint 03</w:t>
       </w:r>
       <w:r>
         <w:rPr>
@@ -203,7 +203,7 @@
                 <w:rFonts w:ascii="Tahoma" w:cs="Tahoma" w:eastAsia="Tahoma" w:hAnsi="Tahoma"/>
                 <w:rtl w:val="0"/>
               </w:rPr>
-              <w:t xml:space="preserve">APT - 02</w:t>
+              <w:t xml:space="preserve">APT - 03</w:t>
             </w:r>
           </w:p>
         </w:tc>
@@ -462,7 +462,7 @@
                 <w:rFonts w:ascii="Tahoma" w:cs="Tahoma" w:eastAsia="Tahoma" w:hAnsi="Tahoma"/>
                 <w:rtl w:val="0"/>
               </w:rPr>
-              <w:t xml:space="preserve">25/08/2026</w:t>
+              <w:t xml:space="preserve">01/09/2026</w:t>
             </w:r>
           </w:p>
         </w:tc>
@@ -1359,9 +1359,7 @@
         <w:rPr>
           <w:rtl w:val="0"/>
         </w:rPr>
-        <w:t xml:space="preserve">Breve descripción del proyecto al cual hace referencia el sprint</w:t>
-        <w:br w:type="textWrapping"/>
-        <w:t xml:space="preserve">Reunión semanal del proyecto, donde definimos</w:t>
+        <w:t xml:space="preserve">"Pasa el Dato Duoc" es una plataforma web y móvil que formaliza y da seguridad al comercio informal entre estudiantes de Duoc UC (actualmente gestionado mediante grupos de WhatsApp sin control). La solución verifica la identidad de los usuarios con correo institucional, permite publicar y buscar productos/servicios, e incluye chat en tiempo real, moderación automática de contenido y un panel de administración para reportes y control institucional.</w:t>
       </w:r>
     </w:p>
     <w:p>
@@ -1385,6 +1383,9 @@
           <w:rtl w:val="0"/>
         </w:rPr>
         <w:t xml:space="preserve">Descripción de lo realizado en este sprint señalando fechas de ejecución y en caso de no realizar alguna tarea describir razón y cuando lo abordará</w:t>
+        <w:br w:type="textWrapping"/>
+        <w:br w:type="textWrapping"/>
+        <w:t xml:space="preserve">En está reunión se revisaron los documentos principales del proyecto, verificando coherencia entre requerimientos, casos de uso, EDT, Carta Gantt, objetivos, competencias y planificación. Además, se avanzó en la preparación de la presentación de la primera entrega y en la organización para la siguiente etapa. </w:t>
       </w:r>
     </w:p>
     <w:p>
@@ -1412,6 +1413,95 @@
     </w:p>
     <w:p>
       <w:pPr>
+        <w:ind w:left="0" w:firstLine="0"/>
+        <w:rPr/>
+      </w:pPr>
+      <w:r>
+        <w:rPr>
+          <w:rtl w:val="0"/>
+        </w:rPr>
+        <w:t xml:space="preserve">- Actualización tablero de trello con estado de actividades</w:t>
+      </w:r>
+    </w:p>
+    <w:p>
+      <w:pPr>
+        <w:ind w:left="0" w:firstLine="0"/>
+        <w:rPr/>
+      </w:pPr>
+      <w:r>
+        <w:rPr>
+          <w:rtl w:val="0"/>
+        </w:rPr>
+        <w:t xml:space="preserve">- Revisión de coherencia entre requerimientos funcionales y no funcionales y casos de uso</w:t>
+      </w:r>
+    </w:p>
+    <w:p>
+      <w:pPr>
+        <w:ind w:left="0" w:firstLine="0"/>
+        <w:rPr/>
+      </w:pPr>
+      <w:r>
+        <w:rPr>
+          <w:rtl w:val="0"/>
+        </w:rPr>
+        <w:t xml:space="preserve">- Revisión de documentos: Se revisaron los documentos en conjunto entre el equipo, dando retroalimentación y resolviendo dudas</w:t>
+      </w:r>
+    </w:p>
+    <w:p>
+      <w:pPr>
+        <w:ind w:left="0" w:firstLine="0"/>
+        <w:rPr/>
+      </w:pPr>
+      <w:r>
+        <w:rPr>
+          <w:rtl w:val="0"/>
+        </w:rPr>
+        <w:t xml:space="preserve">- Correcciones: Se realizaron correcciones en documentos, principalmente en documentos grupales. </w:t>
+      </w:r>
+    </w:p>
+    <w:p>
+      <w:pPr>
+        <w:ind w:left="0" w:firstLine="0"/>
+        <w:rPr/>
+      </w:pPr>
+      <w:r>
+        <w:rPr>
+          <w:rtl w:val="0"/>
+        </w:rPr>
+        <w:t xml:space="preserve">- Planificación y preparación de presentación para la siguiente semana</w:t>
+      </w:r>
+    </w:p>
+    <w:p>
+      <w:pPr>
+        <w:ind w:left="0" w:firstLine="0"/>
+        <w:rPr>
+          <w:b w:val="1"/>
+          <w:bCs w:val="1"/>
+        </w:rPr>
+      </w:pPr>
+      <w:r>
+        <w:rPr>
+          <w:b w:val="1"/>
+          <w:bCs w:val="1"/>
+          <w:rtl w:val="0"/>
+        </w:rPr>
+        <w:t xml:space="preserve">Tareas pendientes:</w:t>
+      </w:r>
+    </w:p>
+    <w:p>
+      <w:pPr>
+        <w:ind w:left="0" w:firstLine="0"/>
+        <w:rPr/>
+      </w:pPr>
+      <w:r>
+        <w:rPr>
+          <w:rtl w:val="0"/>
+        </w:rPr>
+        <w:t xml:space="preserve">Quedaron pendientes únicamente ajustes menores de formato, validaciones finales de contenido y la preparación definitiva de la presentación. Estas actividades serán completadas antes de la entrega de la Fase 1.</w:t>
+      </w:r>
+    </w:p>
+    <w:p>
+      <w:pPr>
         <w:pStyle w:val="Heading1"/>
         <w:rPr/>
       </w:pPr>
@@ -1431,6 +1521,17 @@
           <w:rtl w:val="0"/>
         </w:rPr>
         <w:t xml:space="preserve">Descripción macro de lo que se comprometen a realizar en el próximo sprint</w:t>
+      </w:r>
+    </w:p>
+    <w:p>
+      <w:pPr>
+        <w:rPr/>
+      </w:pPr>
+      <w:r>
+        <w:rPr>
+          <w:rtl w:val="0"/>
+        </w:rPr>
+        <w:t xml:space="preserve">Para el siguiente sprint, el objetivo es terminar los últimos detalles de la fase 1 y empezar a preparar el trabajo técnico el proyecto. Las principales tareas serán corregir observaciones que entregue el profesor, dejar lista la documentación de fase 1, preparar el ambiente de desarrollo, ordenar el product backlog y las historias de usuario. </w:t>
       </w:r>
     </w:p>
     <w:p>
@@ -1456,13 +1557,74 @@
         <w:t xml:space="preserve">Todo lo que acompañe como evidencia de las tareas realizadas en el Sprint</w:t>
       </w:r>
     </w:p>
+    <w:p>
+      <w:pPr>
+        <w:rPr>
+          <w:b w:val="1"/>
+          <w:bCs w:val="1"/>
+        </w:rPr>
+      </w:pPr>
+      <w:r>
+        <w:rPr>
+          <w:b w:val="1"/>
+          <w:bCs w:val="1"/>
+          <w:rtl w:val="0"/>
+        </w:rPr>
+        <w:t xml:space="preserve">Tablero estado trello:</w:t>
+      </w:r>
+    </w:p>
+    <w:p>
+      <w:pPr>
+        <w:rPr/>
+      </w:pPr>
+      <w:r>
+        <w:rPr/>
+        <w:drawing>
+          <wp:inline distB="114300" distT="114300" distL="114300" distR="114300">
+            <wp:extent cx="6332220" cy="3340100"/>
+            <wp:effectExtent b="0" l="0" r="0" t="0"/>
+            <wp:docPr id="8" name="image2.png"/>
+            <a:graphic>
+              <a:graphicData uri="http://schemas.openxmlformats.org/drawingml/2006/picture">
+                <pic:pic>
+                  <pic:nvPicPr>
+                    <pic:cNvPr id="0" name="image2.png"/>
+                    <pic:cNvPicPr preferRelativeResize="0"/>
+                  </pic:nvPicPr>
+                  <pic:blipFill>
+                    <a:blip r:embed="rId7"/>
+                    <a:srcRect b="0" l="0" r="0" t="0"/>
+                    <a:stretch>
+                      <a:fillRect/>
+                    </a:stretch>
+                  </pic:blipFill>
+                  <pic:spPr>
+                    <a:xfrm>
+                      <a:off x="0" y="0"/>
+                      <a:ext cx="6332220" cy="3340100"/>
+                    </a:xfrm>
+                    <a:prstGeom prst="rect"/>
+                    <a:ln/>
+                  </pic:spPr>
+                </pic:pic>
+              </a:graphicData>
+            </a:graphic>
+          </wp:inline>
+        </w:drawing>
+      </w:r>
+      <w:r>
+        <w:rPr>
+          <w:rtl w:val="0"/>
+        </w:rPr>
+      </w:r>
+    </w:p>
     <w:sectPr>
-      <w:headerReference r:id="rId7" w:type="default"/>
-      <w:headerReference r:id="rId8" w:type="first"/>
-      <w:headerReference r:id="rId9" w:type="even"/>
-      <w:footerReference r:id="rId10" w:type="default"/>
-      <w:footerReference r:id="rId11" w:type="first"/>
-      <w:footerReference r:id="rId12" w:type="even"/>
+      <w:headerReference r:id="rId8" w:type="default"/>
+      <w:headerReference r:id="rId9" w:type="first"/>
+      <w:headerReference r:id="rId10" w:type="even"/>
+      <w:footerReference r:id="rId11" w:type="default"/>
+      <w:footerReference r:id="rId12" w:type="first"/>
+      <w:footerReference r:id="rId13" w:type="even"/>
       <w:pgSz w:h="15840" w:w="12240" w:orient="portrait"/>
       <w:pgMar w:bottom="851" w:top="2096" w:left="1134" w:right="1134" w:header="568" w:footer="720"/>
       <w:pgNumType w:start="1"/>
@@ -1555,15 +1717,15 @@
             <wp:anchor allowOverlap="1" behindDoc="0" distB="0" distT="0" distL="114300" distR="114300" hidden="0" layoutInCell="1" locked="0" relativeHeight="0" simplePos="0">
               <wp:simplePos x="0" y="0"/>
               <wp:positionH relativeFrom="column">
-                <wp:posOffset>5082</wp:posOffset>
+                <wp:posOffset>-1266</wp:posOffset>
               </wp:positionH>
               <wp:positionV relativeFrom="paragraph">
-                <wp:posOffset>-43812</wp:posOffset>
+                <wp:posOffset>-43811</wp:posOffset>
               </wp:positionV>
               <wp:extent cx="0" cy="12700"/>
               <wp:effectExtent b="0" l="0" r="0" t="0"/>
               <wp:wrapNone/>
-              <wp:docPr id="5" name=""/>
+              <wp:docPr id="7" name=""/>
               <a:graphic>
                 <a:graphicData uri="http://schemas.microsoft.com/office/word/2010/wordprocessingShape">
                   <wps:wsp>
@@ -1601,20 +1763,20 @@
             <wp:anchor allowOverlap="1" behindDoc="0" distB="0" distT="0" distL="114300" distR="114300" hidden="0" layoutInCell="1" locked="0" relativeHeight="0" simplePos="0">
               <wp:simplePos x="0" y="0"/>
               <wp:positionH relativeFrom="column">
-                <wp:posOffset>5082</wp:posOffset>
+                <wp:posOffset>-1266</wp:posOffset>
               </wp:positionH>
               <wp:positionV relativeFrom="paragraph">
-                <wp:posOffset>-43812</wp:posOffset>
+                <wp:posOffset>-43811</wp:posOffset>
               </wp:positionV>
               <wp:extent cx="0" cy="12700"/>
               <wp:effectExtent b="0" l="0" r="0" t="0"/>
               <wp:wrapNone/>
-              <wp:docPr id="5" name="image2.png"/>
+              <wp:docPr id="7" name="image3.png"/>
               <a:graphic>
                 <a:graphicData uri="http://schemas.openxmlformats.org/drawingml/2006/picture">
                   <pic:pic>
                     <pic:nvPicPr>
-                      <pic:cNvPr id="0" name="image2.png"/>
+                      <pic:cNvPr id="0" name="image3.png"/>
                       <pic:cNvPicPr preferRelativeResize="0"/>
                     </pic:nvPicPr>
                     <pic:blipFill>
@@ -1750,7 +1912,7 @@
         <wp:inline distB="0" distT="0" distL="0" distR="0">
           <wp:extent cx="2428875" cy="742950"/>
           <wp:effectExtent b="0" l="0" r="0" t="0"/>
-          <wp:docPr id="6" name="image1.png"/>
+          <wp:docPr id="9" name="image1.png"/>
           <a:graphic>
             <a:graphicData uri="http://schemas.openxmlformats.org/drawingml/2006/picture">
               <pic:pic>
@@ -2168,6 +2330,20 @@
   <w:style w:type="paragraph" w:styleId="Normal" w:default="1">
     <w:name w:val="normal"/>
   </w:style>
+  <w:style w:type="table" w:styleId="TableNormal" w:default="1">
+    <w:name w:val="TableNormal"/>
+    <w:tblPr>
+      <w:tblCellMar>
+        <w:top w:w="100.0" w:type="dxa"/>
+        <w:left w:w="100.0" w:type="dxa"/>
+        <w:bottom w:w="100.0" w:type="dxa"/>
+        <w:right w:w="100.0" w:type="dxa"/>
+      </w:tblCellMar>
+    </w:tblPr>
+  </w:style>
+  <w:style w:type="paragraph" w:styleId="Normal" w:default="1">
+    <w:name w:val="normal"/>
+  </w:style>
   <w:style w:type="paragraph" w:styleId="Ttulo7">
     <w:name w:val="heading 7"/>
     <w:basedOn w:val="Normal"/>
@@ -3108,6 +3284,241 @@
         </w:tcBorders>
       </w:tcPr>
     </w:tblStylePr>
+  </w:style>
+  <w:style w:type="table" w:styleId="Table1">
+    <w:basedOn w:val="TableNormal"/>
+    <w:pPr>
+      <w:spacing w:after="0" w:line="240" w:lineRule="auto"/>
+    </w:pPr>
+    <w:tblPr>
+      <w:tblStyleRowBandSize w:val="1"/>
+      <w:tblStyleColBandSize w:val="1"/>
+      <w:tblCellMar>
+        <w:top w:w="0.0" w:type="dxa"/>
+        <w:left w:w="108.0" w:type="dxa"/>
+        <w:bottom w:w="0.0" w:type="dxa"/>
+        <w:right w:w="108.0" w:type="dxa"/>
+      </w:tblCellMar>
+    </w:tblPr>
+    <w:tblStylePr w:type="band1Horz">
+      <w:tcPr>
+        <w:tcBorders>
+          <w:top w:color="ed7d31" w:space="0" w:sz="4" w:val="single"/>
+          <w:bottom w:color="ed7d31" w:space="0" w:sz="4" w:val="single"/>
+          <w:insideH w:color="000000" w:space="0" w:sz="0" w:val="nil"/>
+        </w:tcBorders>
+      </w:tcPr>
+    </w:tblStylePr>
+    <w:tblStylePr w:type="band1Vert">
+      <w:tcPr>
+        <w:tcBorders>
+          <w:left w:color="ed7d31" w:space="0" w:sz="4" w:val="single"/>
+          <w:right w:color="ed7d31" w:space="0" w:sz="4" w:val="single"/>
+        </w:tcBorders>
+      </w:tcPr>
+    </w:tblStylePr>
+    <w:tblStylePr w:type="firstCol">
+      <w:rPr>
+        <w:b w:val="1"/>
+        <w:bCs w:val="1"/>
+      </w:rPr>
+      <w:tcPr>
+        <w:tcBorders>
+          <w:right w:color="000000" w:space="0" w:sz="0" w:val="nil"/>
+        </w:tcBorders>
+        <w:shd w:fill="ffffff" w:val="clear"/>
+      </w:tcPr>
+    </w:tblStylePr>
+    <w:tblStylePr w:type="firstRow">
+      <w:rPr>
+        <w:b w:val="1"/>
+        <w:bCs w:val="1"/>
+        <w:color w:val="ffffff"/>
+      </w:rPr>
+      <w:tcPr>
+        <w:shd w:fill="ed7d31" w:val="clear"/>
+      </w:tcPr>
+    </w:tblStylePr>
+    <w:tblStylePr w:type="lastCol">
+      <w:rPr>
+        <w:b w:val="1"/>
+        <w:bCs w:val="1"/>
+      </w:rPr>
+      <w:tcPr>
+        <w:tcBorders>
+          <w:left w:color="000000" w:space="0" w:sz="0" w:val="nil"/>
+        </w:tcBorders>
+        <w:shd w:fill="ffffff" w:val="clear"/>
+      </w:tcPr>
+    </w:tblStylePr>
+    <w:tblStylePr w:type="lastRow">
+      <w:rPr>
+        <w:b w:val="1"/>
+        <w:bCs w:val="1"/>
+      </w:rPr>
+      <w:tcPr>
+        <w:tcBorders>
+          <w:top w:color="ed7d31" w:space="0" w:sz="4" w:val="single"/>
+        </w:tcBorders>
+        <w:shd w:fill="ffffff" w:val="clear"/>
+      </w:tcPr>
+    </w:tblStylePr>
+    <w:tblStylePr w:type="neCell">
+      <w:tcPr>
+        <w:tcBorders>
+          <w:left w:color="000000" w:space="0" w:sz="0" w:val="nil"/>
+          <w:bottom w:color="000000" w:space="0" w:sz="0" w:val="nil"/>
+        </w:tcBorders>
+      </w:tcPr>
+    </w:tblStylePr>
+    <w:tblStylePr w:type="nwCell">
+      <w:tcPr>
+        <w:tcBorders>
+          <w:bottom w:color="000000" w:space="0" w:sz="0" w:val="nil"/>
+          <w:right w:color="000000" w:space="0" w:sz="0" w:val="nil"/>
+        </w:tcBorders>
+      </w:tcPr>
+    </w:tblStylePr>
+    <w:tblStylePr w:type="seCell">
+      <w:tcPr>
+        <w:tcBorders>
+          <w:top w:color="ed7d31" w:space="0" w:sz="4" w:val="single"/>
+          <w:left w:color="000000" w:space="0" w:sz="0" w:val="nil"/>
+        </w:tcBorders>
+      </w:tcPr>
+    </w:tblStylePr>
+    <w:tblStylePr w:type="swCell">
+      <w:tcPr>
+        <w:tcBorders>
+          <w:top w:color="ed7d31" w:space="0" w:sz="4" w:val="single"/>
+          <w:right w:color="000000" w:space="0" w:sz="0" w:val="nil"/>
+        </w:tcBorders>
+      </w:tcPr>
+    </w:tblStylePr>
+  </w:style>
+  <w:style w:type="table" w:styleId="Table2">
+    <w:basedOn w:val="TableNormal"/>
+    <w:pPr>
+      <w:spacing w:after="0" w:line="240" w:lineRule="auto"/>
+    </w:pPr>
+    <w:tblPr>
+      <w:tblStyleRowBandSize w:val="1"/>
+      <w:tblStyleColBandSize w:val="1"/>
+      <w:tblCellMar>
+        <w:top w:w="0.0" w:type="dxa"/>
+        <w:left w:w="108.0" w:type="dxa"/>
+        <w:bottom w:w="0.0" w:type="dxa"/>
+        <w:right w:w="108.0" w:type="dxa"/>
+      </w:tblCellMar>
+    </w:tblPr>
+    <w:tblStylePr w:type="band1Horz">
+      <w:tcPr>
+        <w:tcBorders>
+          <w:top w:color="ed7d31" w:space="0" w:sz="4" w:val="single"/>
+          <w:bottom w:color="ed7d31" w:space="0" w:sz="4" w:val="single"/>
+          <w:insideH w:color="000000" w:space="0" w:sz="0" w:val="nil"/>
+        </w:tcBorders>
+      </w:tcPr>
+    </w:tblStylePr>
+    <w:tblStylePr w:type="band1Vert">
+      <w:tcPr>
+        <w:tcBorders>
+          <w:left w:color="ed7d31" w:space="0" w:sz="4" w:val="single"/>
+          <w:right w:color="ed7d31" w:space="0" w:sz="4" w:val="single"/>
+        </w:tcBorders>
+      </w:tcPr>
+    </w:tblStylePr>
+    <w:tblStylePr w:type="firstCol">
+      <w:rPr>
+        <w:b w:val="1"/>
+        <w:bCs w:val="1"/>
+      </w:rPr>
+      <w:tcPr>
+        <w:tcBorders>
+          <w:right w:color="000000" w:space="0" w:sz="0" w:val="nil"/>
+        </w:tcBorders>
+        <w:shd w:fill="ffffff" w:val="clear"/>
+      </w:tcPr>
+    </w:tblStylePr>
+    <w:tblStylePr w:type="firstRow">
+      <w:rPr>
+        <w:b w:val="1"/>
+        <w:bCs w:val="1"/>
+        <w:color w:val="ffffff"/>
+      </w:rPr>
+      <w:tcPr>
+        <w:shd w:fill="ed7d31" w:val="clear"/>
+      </w:tcPr>
+    </w:tblStylePr>
+    <w:tblStylePr w:type="lastCol">
+      <w:rPr>
+        <w:b w:val="1"/>
+        <w:bCs w:val="1"/>
+      </w:rPr>
+      <w:tcPr>
+        <w:tcBorders>
+          <w:left w:color="000000" w:space="0" w:sz="0" w:val="nil"/>
+        </w:tcBorders>
+        <w:shd w:fill="ffffff" w:val="clear"/>
+      </w:tcPr>
+    </w:tblStylePr>
+    <w:tblStylePr w:type="lastRow">
+      <w:rPr>
+        <w:b w:val="1"/>
+        <w:bCs w:val="1"/>
+      </w:rPr>
+      <w:tcPr>
+        <w:tcBorders>
+          <w:top w:color="ed7d31" w:space="0" w:sz="4" w:val="single"/>
+        </w:tcBorders>
+        <w:shd w:fill="ffffff" w:val="clear"/>
+      </w:tcPr>
+    </w:tblStylePr>
+    <w:tblStylePr w:type="neCell">
+      <w:tcPr>
+        <w:tcBorders>
+          <w:left w:color="000000" w:space="0" w:sz="0" w:val="nil"/>
+          <w:bottom w:color="000000" w:space="0" w:sz="0" w:val="nil"/>
+        </w:tcBorders>
+      </w:tcPr>
+    </w:tblStylePr>
+    <w:tblStylePr w:type="nwCell">
+      <w:tcPr>
+        <w:tcBorders>
+          <w:bottom w:color="000000" w:space="0" w:sz="0" w:val="nil"/>
+          <w:right w:color="000000" w:space="0" w:sz="0" w:val="nil"/>
+        </w:tcBorders>
+      </w:tcPr>
+    </w:tblStylePr>
+    <w:tblStylePr w:type="seCell">
+      <w:tcPr>
+        <w:tcBorders>
+          <w:top w:color="ed7d31" w:space="0" w:sz="4" w:val="single"/>
+          <w:left w:color="000000" w:space="0" w:sz="0" w:val="nil"/>
+        </w:tcBorders>
+      </w:tcPr>
+    </w:tblStylePr>
+    <w:tblStylePr w:type="swCell">
+      <w:tcPr>
+        <w:tcBorders>
+          <w:top w:color="ed7d31" w:space="0" w:sz="4" w:val="single"/>
+          <w:right w:color="000000" w:space="0" w:sz="0" w:val="nil"/>
+        </w:tcBorders>
+      </w:tcPr>
+    </w:tblStylePr>
+  </w:style>
+  <w:style w:type="table" w:styleId="Table3">
+    <w:basedOn w:val="TableNormal"/>
+    <w:tblPr>
+      <w:tblStyleRowBandSize w:val="1"/>
+      <w:tblStyleColBandSize w:val="1"/>
+      <w:tblCellMar>
+        <w:top w:w="0.0" w:type="dxa"/>
+        <w:left w:w="115.0" w:type="dxa"/>
+        <w:bottom w:w="0.0" w:type="dxa"/>
+        <w:right w:w="115.0" w:type="dxa"/>
+      </w:tblCellMar>
+    </w:tblPr>
   </w:style>
   <w:style w:type="table" w:styleId="Table1">
     <w:basedOn w:val="TableNormal"/>
@@ -3897,7 +4308,7 @@
 
 <file path=customXML/item1.xml><?xml version="1.0" encoding="utf-8"?>
 <go:gDocsCustomXmlDataStorage xmlns:go="http://customooxmlschemas.google.com/" xmlns:r="http://schemas.openxmlformats.org/officeDocument/2006/relationships" uri="GoogleDocsCustomDataVersion2">
-  <go:docsCustomData xmlns:go="http://customooxmlschemas.google.com/" roundtripDataSignature="AMtx7mgu3TYSn0/0Bjvu6/UglESsIh5i6g==">CgMxLjA4AHIhMWgxMWR4Z1lyamxSc0JoOE1wUEZNSWY4TkpyUEd5RXNi</go:docsCustomData>
+  <go:docsCustomData xmlns:go="http://customooxmlschemas.google.com/" roundtripDataSignature="AMtx7mhs5hta/VFPHa1pEuriX7ZO0Bve2g==">CgMxLjA4AHIhMUFrVHIzTFdzcW5vaWc5SVo0ZldlVTFnaXN3aUdvS1Vh</go:docsCustomData>
 </go:gDocsCustomXmlDataStorage>
 </file>
 
